--- a/docs/RustDB_통합문서_v25.docx
+++ b/docs/RustDB_통합문서_v25.docx
@@ -74,7 +74,16 @@
           <w:sz w:val="22"/>
           <w:szCs w:val="22"/>
         </w:rPr>
-        <w:t>23</w:t>
+        <w:t>2</w:t>
+      </w:r>
+      <w:r>
+        <w:rPr>
+          <w:rFonts w:hint="eastAsia"/>
+          <w:color w:val="595959"/>
+          <w:sz w:val="22"/>
+          <w:szCs w:val="22"/>
+        </w:rPr>
+        <w:t>5</w:t>
       </w:r>
       <w:r>
         <w:rPr>
@@ -949,7 +958,18 @@
           <w:sz w:val="22"/>
           <w:szCs w:val="22"/>
         </w:rPr>
-        <w:t>2.1.1 개발 환경</w:t>
+        <w:t>1</w:t>
+      </w:r>
+      <w:r>
+        <w:rPr>
+          <w:rFonts w:hint="eastAsia"/>
+          <w:b/>
+          <w:bCs/>
+          <w:color w:val="000000"/>
+          <w:sz w:val="22"/>
+          <w:szCs w:val="22"/>
+        </w:rPr>
+        <w:t>.1.1 개발 환경</w:t>
       </w:r>
     </w:p>
     <w:tbl>
@@ -1572,24 +1592,7 @@
           <w:sz w:val="18"/>
           <w:szCs w:val="18"/>
         </w:rPr>
-        <w:t>클라이언트 계층은 터미널 REPL(rustdb-cli), TCP 접속 CLI(rustdb-client, -u/-p/-H/-P 옵션), Tauri·React 기반 데스크탑 GUI(rustdb-ui)로 구성된다. rustdb-ui에는 Monaco SQL 에디터, ERD 시각화, 다중 탭, 쿼리 히스토리, CSV 내보내기, 북마크, 연결 프로파일, 비밀번호 인증</w:t>
-      </w:r>
-      <w:r>
-        <w:rPr>
-          <w:rFonts w:hint="eastAsia"/>
-          <w:color w:val="000000"/>
-          <w:sz w:val="18"/>
-          <w:szCs w:val="18"/>
-        </w:rPr>
-        <w:t xml:space="preserve"> 등이 </w:t>
-      </w:r>
-      <w:r>
-        <w:rPr>
-          <w:color w:val="000000"/>
-          <w:sz w:val="18"/>
-          <w:szCs w:val="18"/>
-        </w:rPr>
-        <w:t>포함된다.</w:t>
+        <w:t xml:space="preserve">클라이언트 계층은 터미널 REPL(rustdb-cli), TCP 접속 CLI(rustdb-client, -u/-p/-H/-P 옵션), Tauri·React 기반 데스크탑 GUI(rustdb-ui)로 구성된다. </w:t>
       </w:r>
     </w:p>
     <w:p>
@@ -1641,8 +1644,8 @@
       </w:tblPr>
       <w:tblGrid>
         <w:gridCol w:w="1559"/>
-        <w:gridCol w:w="3441"/>
-        <w:gridCol w:w="4780"/>
+        <w:gridCol w:w="3402"/>
+        <w:gridCol w:w="4819"/>
       </w:tblGrid>
       <w:tr>
         <w:tc>
@@ -1681,7 +1684,7 @@
         </w:tc>
         <w:tc>
           <w:tcPr>
-            <w:tcW w:w="3441" w:type="dxa"/>
+            <w:tcW w:w="3402" w:type="dxa"/>
             <w:tcBorders>
               <w:top w:val="single" w:sz="1" w:space="0" w:color="AAAAAA"/>
               <w:left w:val="single" w:sz="1" w:space="0" w:color="AAAAAA"/>
@@ -1715,7 +1718,7 @@
         </w:tc>
         <w:tc>
           <w:tcPr>
-            <w:tcW w:w="4780" w:type="dxa"/>
+            <w:tcW w:w="4819" w:type="dxa"/>
             <w:tcBorders>
               <w:top w:val="single" w:sz="1" w:space="0" w:color="AAAAAA"/>
               <w:left w:val="single" w:sz="1" w:space="0" w:color="AAAAAA"/>
@@ -1780,7 +1783,7 @@
         </w:tc>
         <w:tc>
           <w:tcPr>
-            <w:tcW w:w="3441" w:type="dxa"/>
+            <w:tcW w:w="3402" w:type="dxa"/>
             <w:tcBorders>
               <w:top w:val="single" w:sz="1" w:space="0" w:color="AAAAAA"/>
               <w:left w:val="single" w:sz="1" w:space="0" w:color="AAAAAA"/>
@@ -1809,7 +1812,7 @@
         </w:tc>
         <w:tc>
           <w:tcPr>
-            <w:tcW w:w="4780" w:type="dxa"/>
+            <w:tcW w:w="4819" w:type="dxa"/>
             <w:tcBorders>
               <w:top w:val="single" w:sz="1" w:space="0" w:color="AAAAAA"/>
               <w:left w:val="single" w:sz="1" w:space="0" w:color="AAAAAA"/>
@@ -1869,7 +1872,7 @@
         </w:tc>
         <w:tc>
           <w:tcPr>
-            <w:tcW w:w="3441" w:type="dxa"/>
+            <w:tcW w:w="3402" w:type="dxa"/>
             <w:tcBorders>
               <w:top w:val="single" w:sz="1" w:space="0" w:color="AAAAAA"/>
               <w:left w:val="single" w:sz="1" w:space="0" w:color="AAAAAA"/>
@@ -1898,7 +1901,7 @@
         </w:tc>
         <w:tc>
           <w:tcPr>
-            <w:tcW w:w="4780" w:type="dxa"/>
+            <w:tcW w:w="4819" w:type="dxa"/>
             <w:tcBorders>
               <w:top w:val="single" w:sz="1" w:space="0" w:color="AAAAAA"/>
               <w:left w:val="single" w:sz="1" w:space="0" w:color="AAAAAA"/>
@@ -1958,7 +1961,7 @@
         </w:tc>
         <w:tc>
           <w:tcPr>
-            <w:tcW w:w="3441" w:type="dxa"/>
+            <w:tcW w:w="3402" w:type="dxa"/>
             <w:tcBorders>
               <w:top w:val="single" w:sz="1" w:space="0" w:color="AAAAAA"/>
               <w:left w:val="single" w:sz="1" w:space="0" w:color="AAAAAA"/>
@@ -1987,7 +1990,7 @@
         </w:tc>
         <w:tc>
           <w:tcPr>
-            <w:tcW w:w="4780" w:type="dxa"/>
+            <w:tcW w:w="4819" w:type="dxa"/>
             <w:tcBorders>
               <w:top w:val="single" w:sz="1" w:space="0" w:color="AAAAAA"/>
               <w:left w:val="single" w:sz="1" w:space="0" w:color="AAAAAA"/>
@@ -2047,7 +2050,7 @@
         </w:tc>
         <w:tc>
           <w:tcPr>
-            <w:tcW w:w="3441" w:type="dxa"/>
+            <w:tcW w:w="3402" w:type="dxa"/>
             <w:tcBorders>
               <w:top w:val="single" w:sz="1" w:space="0" w:color="AAAAAA"/>
               <w:left w:val="single" w:sz="1" w:space="0" w:color="AAAAAA"/>
@@ -2076,7 +2079,7 @@
         </w:tc>
         <w:tc>
           <w:tcPr>
-            <w:tcW w:w="4780" w:type="dxa"/>
+            <w:tcW w:w="4819" w:type="dxa"/>
             <w:tcBorders>
               <w:top w:val="single" w:sz="1" w:space="0" w:color="AAAAAA"/>
               <w:left w:val="single" w:sz="1" w:space="0" w:color="AAAAAA"/>
@@ -2136,61 +2139,58 @@
         </w:tc>
         <w:tc>
           <w:tcPr>
-            <w:tcW w:w="3441" w:type="dxa"/>
-            <w:tcBorders>
-              <w:top w:val="single" w:sz="1" w:space="0" w:color="AAAAAA"/>
-              <w:left w:val="single" w:sz="1" w:space="0" w:color="AAAAAA"/>
-              <w:bottom w:val="single" w:sz="1" w:space="0" w:color="AAAAAA"/>
-              <w:right w:val="single" w:sz="1" w:space="0" w:color="AAAAAA"/>
-            </w:tcBorders>
-            <w:shd w:val="clear" w:color="auto" w:fill="FFFFFF"/>
-            <w:tcMar>
-              <w:top w:w="100" w:type="dxa"/>
-              <w:left w:w="110" w:type="dxa"/>
-              <w:bottom w:w="100" w:type="dxa"/>
-              <w:right w:w="110" w:type="dxa"/>
-            </w:tcMar>
-            <w:vAlign w:val="center"/>
-          </w:tcPr>
-          <w:p>
-            <w:r>
-              <w:rPr>
-                <w:color w:val="000000"/>
-                <w:sz w:val="18"/>
-                <w:szCs w:val="18"/>
-              </w:rPr>
-              <w:t>AI Agent 채팅·자연어→SQL·EXPLAIN 해</w:t>
-              <w:lastRenderedPageBreak/>
-              <w:t>석·스키마 설계</w:t>
-            </w:r>
-          </w:p>
-        </w:tc>
-        <w:tc>
-          <w:tcPr>
-            <w:tcW w:w="4780" w:type="dxa"/>
-            <w:tcBorders>
-              <w:top w:val="single" w:sz="1" w:space="0" w:color="AAAAAA"/>
-              <w:left w:val="single" w:sz="1" w:space="0" w:color="AAAAAA"/>
-              <w:bottom w:val="single" w:sz="1" w:space="0" w:color="AAAAAA"/>
-              <w:right w:val="single" w:sz="1" w:space="0" w:color="AAAAAA"/>
-            </w:tcBorders>
-            <w:shd w:val="clear" w:color="auto" w:fill="FFFFFF"/>
-            <w:tcMar>
-              <w:top w:w="100" w:type="dxa"/>
-              <w:left w:w="110" w:type="dxa"/>
-              <w:bottom w:w="100" w:type="dxa"/>
-              <w:right w:w="110" w:type="dxa"/>
-            </w:tcMar>
-            <w:vAlign w:val="center"/>
-          </w:tcPr>
-          <w:p>
-            <w:r>
-              <w:rPr>
-                <w:color w:val="000000"/>
-                <w:sz w:val="18"/>
-                <w:szCs w:val="18"/>
-              </w:rPr>
-              <w:lastRenderedPageBreak/>
+            <w:tcW w:w="3402" w:type="dxa"/>
+            <w:tcBorders>
+              <w:top w:val="single" w:sz="1" w:space="0" w:color="AAAAAA"/>
+              <w:left w:val="single" w:sz="1" w:space="0" w:color="AAAAAA"/>
+              <w:bottom w:val="single" w:sz="1" w:space="0" w:color="AAAAAA"/>
+              <w:right w:val="single" w:sz="1" w:space="0" w:color="AAAAAA"/>
+            </w:tcBorders>
+            <w:shd w:val="clear" w:color="auto" w:fill="FFFFFF"/>
+            <w:tcMar>
+              <w:top w:w="100" w:type="dxa"/>
+              <w:left w:w="110" w:type="dxa"/>
+              <w:bottom w:w="100" w:type="dxa"/>
+              <w:right w:w="110" w:type="dxa"/>
+            </w:tcMar>
+            <w:vAlign w:val="center"/>
+          </w:tcPr>
+          <w:p>
+            <w:r>
+              <w:rPr>
+                <w:color w:val="000000"/>
+                <w:sz w:val="18"/>
+                <w:szCs w:val="18"/>
+              </w:rPr>
+              <w:t>AI Agent 채팅·자연어→SQL·EXPLAIN 해석·스키마 설계</w:t>
+            </w:r>
+          </w:p>
+        </w:tc>
+        <w:tc>
+          <w:tcPr>
+            <w:tcW w:w="4819" w:type="dxa"/>
+            <w:tcBorders>
+              <w:top w:val="single" w:sz="1" w:space="0" w:color="AAAAAA"/>
+              <w:left w:val="single" w:sz="1" w:space="0" w:color="AAAAAA"/>
+              <w:bottom w:val="single" w:sz="1" w:space="0" w:color="AAAAAA"/>
+              <w:right w:val="single" w:sz="1" w:space="0" w:color="AAAAAA"/>
+            </w:tcBorders>
+            <w:shd w:val="clear" w:color="auto" w:fill="FFFFFF"/>
+            <w:tcMar>
+              <w:top w:w="100" w:type="dxa"/>
+              <w:left w:w="110" w:type="dxa"/>
+              <w:bottom w:w="100" w:type="dxa"/>
+              <w:right w:w="110" w:type="dxa"/>
+            </w:tcMar>
+            <w:vAlign w:val="center"/>
+          </w:tcPr>
+          <w:p>
+            <w:r>
+              <w:rPr>
+                <w:color w:val="000000"/>
+                <w:sz w:val="18"/>
+                <w:szCs w:val="18"/>
+              </w:rPr>
               <w:t>Python, FastAPI, google-genai</w:t>
             </w:r>
           </w:p>
@@ -2205,6 +2205,7 @@
         </w:pBdr>
       </w:pPr>
       <w:r>
+        <w:lastRenderedPageBreak/>
         <w:t>1.3 업무분석표</w:t>
       </w:r>
     </w:p>
@@ -10118,7 +10119,6 @@
                 <w:sz w:val="14"/>
                 <w:szCs w:val="14"/>
               </w:rPr>
-              <w:lastRenderedPageBreak/>
               <w:t>DCL</w:t>
             </w:r>
           </w:p>
@@ -10443,6 +10443,7 @@
                 <w:sz w:val="14"/>
                 <w:szCs w:val="14"/>
               </w:rPr>
+              <w:lastRenderedPageBreak/>
               <w:t>DCL</w:t>
             </w:r>
           </w:p>
@@ -17925,9 +17926,28 @@
     </w:p>
     <w:p>
       <w:pPr>
+        <w:widowControl/>
+        <w:wordWrap/>
+        <w:autoSpaceDE/>
+        <w:autoSpaceDN/>
+        <w:rPr>
+          <w:b/>
+          <w:bCs/>
+          <w:color w:val="000000"/>
+          <w:sz w:val="32"/>
+          <w:szCs w:val="32"/>
+        </w:rPr>
+      </w:pPr>
+      <w:r>
+        <w:br w:type="page"/>
+      </w:r>
+    </w:p>
+    <w:p>
+      <w:pPr>
         <w:pStyle w:val="1"/>
       </w:pPr>
       <w:r>
+        <w:lastRenderedPageBreak/>
         <w:t>2. 기능적 요구사항</w:t>
       </w:r>
     </w:p>
@@ -18130,9 +18150,7 @@
                 <w:sz w:val="17"/>
                 <w:szCs w:val="17"/>
               </w:rPr>
-              <w:t xml:space="preserve">Lexer(어휘 분석), Parser(구문 분석·AST 생성), Executor(명령 실행), 세미콜론 기반 </w:t>
-              <w:lastRenderedPageBreak/>
-              <w:t>멀티 쿼리, -·#·/* */ 주석 처리</w:t>
+              <w:t>Lexer(어휘 분석), Parser(구문 분석·AST 생성), Executor(명령 실행), 세미콜론 기반 멀티 쿼리, -·#·/* */ 주석 처리</w:t>
             </w:r>
           </w:p>
         </w:tc>
@@ -18166,7 +18184,6 @@
                 <w:sz w:val="17"/>
                 <w:szCs w:val="17"/>
               </w:rPr>
-              <w:lastRenderedPageBreak/>
               <w:t>완료</w:t>
             </w:r>
           </w:p>
@@ -18533,9 +18550,9 @@
         <w:tblLook w:val="04A0" w:firstRow="1" w:lastRow="0" w:firstColumn="1" w:lastColumn="0" w:noHBand="0" w:noVBand="1"/>
       </w:tblPr>
       <w:tblGrid>
-        <w:gridCol w:w="2409"/>
-        <w:gridCol w:w="6521"/>
-        <w:gridCol w:w="850"/>
+        <w:gridCol w:w="520"/>
+        <w:gridCol w:w="15047"/>
+        <w:gridCol w:w="400"/>
       </w:tblGrid>
       <w:tr>
         <w:tc>
@@ -18792,6 +18809,7 @@
                 <w:sz w:val="16"/>
                 <w:szCs w:val="16"/>
               </w:rPr>
+              <w:lastRenderedPageBreak/>
               <w:t>데이터 타입</w:t>
             </w:r>
           </w:p>
@@ -18821,6 +18839,7 @@
                 <w:sz w:val="17"/>
                 <w:szCs w:val="17"/>
               </w:rPr>
+              <w:lastRenderedPageBreak/>
               <w:t>정수(INT·BIGINT·SMALLINT·TINYINT), 실수(FLOAT·DOUBLE·DECIMAL), 문자(VARCHAR·TEXT·BLOB), 날짜(DATE·DATETIME·TIMESTAMP·TIME·YEAR), BOOLEAN, ENUM·SET, JSON</w:t>
             </w:r>
           </w:p>
@@ -18855,7 +18874,18 @@
                 <w:sz w:val="17"/>
                 <w:szCs w:val="17"/>
               </w:rPr>
-              <w:t>완료</w:t>
+              <w:t>완</w:t>
+            </w:r>
+            <w:r>
+              <w:rPr>
+                <w:b/>
+                <w:bCs/>
+                <w:color w:val="000000"/>
+                <w:sz w:val="17"/>
+                <w:szCs w:val="17"/>
+              </w:rPr>
+              <w:lastRenderedPageBreak/>
+              <w:t>료</w:t>
             </w:r>
           </w:p>
         </w:tc>
@@ -18886,6 +18916,7 @@
                 <w:sz w:val="16"/>
                 <w:szCs w:val="16"/>
               </w:rPr>
+              <w:lastRenderedPageBreak/>
               <w:t>FR-007</w:t>
             </w:r>
             <w:r>
@@ -18999,9 +19030,9 @@
         <w:tblLook w:val="04A0" w:firstRow="1" w:lastRow="0" w:firstColumn="1" w:lastColumn="0" w:noHBand="0" w:noVBand="1"/>
       </w:tblPr>
       <w:tblGrid>
-        <w:gridCol w:w="2409"/>
-        <w:gridCol w:w="6521"/>
-        <w:gridCol w:w="850"/>
+        <w:gridCol w:w="520"/>
+        <w:gridCol w:w="8923"/>
+        <w:gridCol w:w="400"/>
       </w:tblGrid>
       <w:tr>
         <w:tc>
@@ -19352,7 +19383,6 @@
                 <w:sz w:val="16"/>
                 <w:szCs w:val="16"/>
               </w:rPr>
-              <w:lastRenderedPageBreak/>
               <w:t>FR-010</w:t>
             </w:r>
             <w:r>
@@ -19370,7 +19400,16 @@
                 <w:sz w:val="16"/>
                 <w:szCs w:val="16"/>
               </w:rPr>
-              <w:t>서버 &amp; 프로토콜</w:t>
+              <w:t xml:space="preserve">서버 &amp; </w:t>
+            </w:r>
+            <w:r>
+              <w:rPr>
+                <w:color w:val="000000"/>
+                <w:sz w:val="16"/>
+                <w:szCs w:val="16"/>
+              </w:rPr>
+              <w:lastRenderedPageBreak/>
+              <w:t>프로토콜</w:t>
             </w:r>
           </w:p>
         </w:tc>
@@ -19399,7 +19438,17 @@
                 <w:sz w:val="17"/>
                 <w:szCs w:val="17"/>
               </w:rPr>
-              <w:t>TCP 서버(포트 7878 커스텀)·MySQL Wire Protocol(포트 3306, DBeaver·mysql CLI·JDBC·Prepared Statement 호환), INFORMATION_SCHEMA(10개 가상 뷰: schemata/tables/columns/key_column_usage/table_constraints/statistics/views/character_sets/collations/engines), SHOW DATABASES·SHOW TABLES·SHOW CREATE TABLE·SHOW CREATE VIEW·SHOW INDEX·SHOW PROCESSLIST, 저장 프로시저(CREATE/CALL/DROP PROCEDURE, IN/OUT/INOUT 파라미터, IF/WHILE/LOOP/REPEAT/DECLARE/SET 제어문, 영속화 _procedures.json), 트리거(CREATE/DROP TRIGGER, BEFORE/AFTER INSERT/UPDATE/DELETE FOR EACH ROW, 영속화 _triggers.json), 사용자 함수(CREATE/DROP FUNCTION, RETURNS type RETURN expr, 영속화 _functions.json), ANALYZE TABLE(컬럼별 통계 수집)·BACKUP DATABASE(mysqldump 스타일 SQL 덤프), 세션별 독립 Executor(Arc&lt;RwLock&lt;SharedDatabase&gt;&gt;)·프로세스 등록/추적</w:t>
+              <w:lastRenderedPageBreak/>
+              <w:t xml:space="preserve">TCP 서버(포트 7878 커스텀)·MySQL Wire Protocol(포트 3306, DBeaver·mysql CLI·JDBC·Prepared Statement 호환), INFORMATION_SCHEMA(10개 가상 뷰: schemata/tables/columns/key_column_usage/table_constraints/statistics/views/character_sets/collations/engines), SHOW DATABASES·SHOW TABLES·SHOW CREATE TABLE·SHOW CREATE VIEW·SHOW INDEX·SHOW PROCESSLIST, 저장 프로시저(CREATE/CALL/DROP PROCEDURE, IN/OUT/INOUT 파라미터, </w:t>
+            </w:r>
+            <w:r>
+              <w:rPr>
+                <w:color w:val="000000"/>
+                <w:sz w:val="17"/>
+                <w:szCs w:val="17"/>
+              </w:rPr>
+              <w:lastRenderedPageBreak/>
+              <w:t>IF/WHILE/LOOP/REPEAT/DECLARE/SET 제어문, 영속화 _procedures.json), 트리거(CREATE/DROP TRIGGER, BEFORE/AFTER INSERT/UPDATE/DELETE FOR EACH ROW, 영속화 _triggers.json), 사용자 함수(CREATE/DROP FUNCTION, RETURNS type RETURN expr, 영속화 _functions.json), ANALYZE TABLE(컬럼별 통계 수집)·BACKUP DATABASE(mysqldump 스타일 SQL 덤프), 세션별 독립 Executor(Arc&lt;RwLock&lt;SharedDatabase&gt;&gt;)·프로세스 등록/추적</w:t>
             </w:r>
           </w:p>
         </w:tc>
@@ -19433,6 +19482,7 @@
                 <w:sz w:val="17"/>
                 <w:szCs w:val="17"/>
               </w:rPr>
+              <w:lastRenderedPageBreak/>
               <w:t>완료</w:t>
             </w:r>
           </w:p>
@@ -19801,9 +19851,28 @@
     </w:p>
     <w:p>
       <w:pPr>
+        <w:widowControl/>
+        <w:wordWrap/>
+        <w:autoSpaceDE/>
+        <w:autoSpaceDN/>
+        <w:rPr>
+          <w:b/>
+          <w:bCs/>
+          <w:color w:val="000000"/>
+          <w:sz w:val="32"/>
+          <w:szCs w:val="32"/>
+        </w:rPr>
+      </w:pPr>
+      <w:r>
+        <w:br w:type="page"/>
+      </w:r>
+    </w:p>
+    <w:p>
+      <w:pPr>
         <w:pStyle w:val="1"/>
       </w:pPr>
       <w:r>
+        <w:lastRenderedPageBreak/>
         <w:t>3. 비기능적 요구사항</w:t>
       </w:r>
     </w:p>
@@ -20670,7 +20739,6 @@
         <w:pStyle w:val="2"/>
       </w:pPr>
       <w:r>
-        <w:lastRenderedPageBreak/>
         <w:t>3.3 보안 요구사항</w:t>
       </w:r>
     </w:p>
@@ -21847,6 +21915,7 @@
                 <w:sz w:val="17"/>
                 <w:szCs w:val="17"/>
               </w:rPr>
+              <w:lastRenderedPageBreak/>
               <w:t>이식성</w:t>
             </w:r>
           </w:p>
@@ -22510,6 +22579,24 @@
       <w:pPr>
         <w:spacing w:before="40" w:after="40"/>
       </w:pPr>
+    </w:p>
+    <w:p>
+      <w:pPr>
+        <w:widowControl/>
+        <w:wordWrap/>
+        <w:autoSpaceDE/>
+        <w:autoSpaceDN/>
+        <w:rPr>
+          <w:b/>
+          <w:bCs/>
+          <w:color w:val="000000"/>
+          <w:sz w:val="32"/>
+          <w:szCs w:val="32"/>
+        </w:rPr>
+      </w:pPr>
+      <w:r>
+        <w:br w:type="page"/>
+      </w:r>
     </w:p>
     <w:p>
       <w:pPr>
@@ -23476,9 +23563,7 @@
                 <w:sz w:val="18"/>
                 <w:szCs w:val="18"/>
               </w:rPr>
-              <w:t>TCP 서버 시작/중지(포트 7878·3306 동시 기동) / 클라이언트 접속·해제 실시간 로그 / 현</w:t>
-              <w:lastRenderedPageBreak/>
-              <w:t>재 접속 클라이언트 수 표시</w:t>
+              <w:t>TCP 서버 시작/중지(포트 7878·3306 동시 기동) / 클라이언트 접속·해제 실시간 로그 / 현재 접속 클라이언트 수 표시</w:t>
             </w:r>
           </w:p>
         </w:tc>
@@ -23618,12 +23703,31 @@
     </w:p>
     <w:p>
       <w:pPr>
+        <w:widowControl/>
+        <w:wordWrap/>
+        <w:autoSpaceDE/>
+        <w:autoSpaceDN/>
+        <w:rPr>
+          <w:b/>
+          <w:bCs/>
+          <w:color w:val="000000"/>
+          <w:sz w:val="32"/>
+          <w:szCs w:val="32"/>
+        </w:rPr>
+      </w:pPr>
+      <w:r>
+        <w:br w:type="page"/>
+      </w:r>
+    </w:p>
+    <w:p>
+      <w:pPr>
         <w:pStyle w:val="1"/>
         <w:pBdr>
           <w:bottom w:val="single" w:sz="8" w:space="4" w:color="000000"/>
         </w:pBdr>
       </w:pPr>
       <w:r>
+        <w:lastRenderedPageBreak/>
         <w:t>5. 기능적 모델링: Use-Case Diagram</w:t>
       </w:r>
     </w:p>
@@ -24115,9 +24219,7 @@
                 <w:sz w:val="18"/>
                 <w:szCs w:val="18"/>
               </w:rPr>
-              <w:t>자연어로 데이터를 조회하는 비기술 사</w:t>
-              <w:lastRenderedPageBreak/>
-              <w:t>용자</w:t>
+              <w:t>자연어로 데이터를 조회하는 비기술 사용자</w:t>
             </w:r>
           </w:p>
         </w:tc>
@@ -24146,7 +24248,6 @@
                 <w:sz w:val="18"/>
                 <w:szCs w:val="18"/>
               </w:rPr>
-              <w:lastRenderedPageBreak/>
               <w:t>AI 자연어 쿼리</w:t>
             </w:r>
           </w:p>
@@ -28711,6 +28812,13 @@
                 <w:szCs w:val="17"/>
               </w:rPr>
               <w:t xml:space="preserve">parse() → Result&lt;Statement, String&gt; </w:t>
+            </w:r>
+            <w:r>
+              <w:rPr>
+                <w:color w:val="000000"/>
+                <w:sz w:val="17"/>
+                <w:szCs w:val="17"/>
+              </w:rPr>
               <w:lastRenderedPageBreak/>
               <w:t>parse_select / parse_insert / parse_create / parse_condition() peek() / advance() / expect_ident()</w:t>
             </w:r>
@@ -29450,6 +29558,13 @@
                 <w:szCs w:val="17"/>
               </w:rPr>
               <w:t xml:space="preserve">acquire(table, pk, txn_id) → LockResult acquire_shared(table, pk, txn_id) → LockResult release(txn_id) creates_cycle(from, to) → bool  </w:t>
+            </w:r>
+            <w:r>
+              <w:rPr>
+                <w:color w:val="000000"/>
+                <w:sz w:val="17"/>
+                <w:szCs w:val="17"/>
+              </w:rPr>
               <w:lastRenderedPageBreak/>
               <w:t>(DFS)</w:t>
             </w:r>
@@ -31445,7 +31560,6 @@
                 <w:sz w:val="17"/>
                 <w:szCs w:val="17"/>
               </w:rPr>
-              <w:lastRenderedPageBreak/>
               <w:t>항목</w:t>
             </w:r>
           </w:p>
@@ -31579,6 +31693,7 @@
                 <w:sz w:val="17"/>
                 <w:szCs w:val="17"/>
               </w:rPr>
+              <w:lastRenderedPageBreak/>
               <w:t>name</w:t>
             </w:r>
           </w:p>
@@ -32650,12 +32765,31 @@
     </w:p>
     <w:p>
       <w:pPr>
+        <w:widowControl/>
+        <w:wordWrap/>
+        <w:autoSpaceDE/>
+        <w:autoSpaceDN/>
+        <w:rPr>
+          <w:b/>
+          <w:bCs/>
+          <w:color w:val="000000"/>
+          <w:sz w:val="32"/>
+          <w:szCs w:val="32"/>
+        </w:rPr>
+      </w:pPr>
+      <w:r>
+        <w:br w:type="page"/>
+      </w:r>
+    </w:p>
+    <w:p>
+      <w:pPr>
         <w:pStyle w:val="1"/>
         <w:pBdr>
           <w:bottom w:val="single" w:sz="8" w:space="4" w:color="000000"/>
         </w:pBdr>
       </w:pPr>
       <w:r>
+        <w:lastRenderedPageBreak/>
         <w:t>8. 주요 Use-Case 시퀀스 다이어그램</w:t>
       </w:r>
     </w:p>
@@ -32690,7 +32824,6 @@
         <w:rPr>
           <w:noProof/>
         </w:rPr>
-        <w:lastRenderedPageBreak/>
         <w:drawing>
           <wp:inline distT="0" distB="0" distL="0" distR="0" wp14:anchorId="196F26E0" wp14:editId="0F625AF2">
             <wp:extent cx="6134100" cy="4674499"/>
@@ -33878,6 +34011,7 @@
                 <w:sz w:val="18"/>
                 <w:szCs w:val="18"/>
               </w:rPr>
+              <w:lastRenderedPageBreak/>
               <w:t>9</w:t>
             </w:r>
           </w:p>
@@ -34232,7 +34366,6 @@
                 <w:sz w:val="18"/>
                 <w:szCs w:val="18"/>
               </w:rPr>
-              <w:lastRenderedPageBreak/>
               <w:t>12</w:t>
             </w:r>
           </w:p>
@@ -34960,6 +35093,7 @@
                 <w:sz w:val="18"/>
                 <w:szCs w:val="18"/>
               </w:rPr>
+              <w:lastRenderedPageBreak/>
               <w:t>4</w:t>
             </w:r>
           </w:p>
@@ -35314,7 +35448,6 @@
                 <w:sz w:val="18"/>
                 <w:szCs w:val="18"/>
               </w:rPr>
-              <w:lastRenderedPageBreak/>
               <w:t>7</w:t>
             </w:r>
           </w:p>
@@ -37789,6 +37922,7 @@
                 <w:sz w:val="18"/>
                 <w:szCs w:val="18"/>
               </w:rPr>
+              <w:lastRenderedPageBreak/>
               <w:t>5</w:t>
             </w:r>
           </w:p>
@@ -38143,7 +38277,6 @@
                 <w:sz w:val="18"/>
                 <w:szCs w:val="18"/>
               </w:rPr>
-              <w:lastRenderedPageBreak/>
               <w:t>8</w:t>
             </w:r>
           </w:p>

--- a/docs/RustDB_통합문서_v25.docx
+++ b/docs/RustDB_통합문서_v25.docx
@@ -719,7 +719,6 @@
       <w:pPr>
         <w:spacing w:before="140" w:after="60"/>
         <w:rPr>
-          <w:color w:val="000000"/>
           <w:sz w:val="22"/>
           <w:szCs w:val="22"/>
         </w:rPr>
@@ -731,85 +730,15 @@
           <w:sz w:val="22"/>
           <w:szCs w:val="22"/>
         </w:rPr>
-        <w:t xml:space="preserve">7. 데이터베이스 스키마 테이블 명세 </w:t>
+        <w:t>7.</w:t>
       </w:r>
-    </w:p>
-    <w:p>
-      <w:pPr>
-        <w:spacing w:before="40" w:after="30"/>
-        <w:ind w:firstLine="480"/>
-        <w:rPr>
-          <w:color w:val="404040"/>
-          <w:sz w:val="22"/>
-          <w:szCs w:val="22"/>
-        </w:rPr>
-      </w:pPr>
-      <w:r>
-        <w:rPr>
-          <w:rFonts w:hint="eastAsia"/>
-          <w:color w:val="404040"/>
-          <w:sz w:val="22"/>
-          <w:szCs w:val="22"/>
-        </w:rPr>
-        <w:lastRenderedPageBreak/>
-        <w:t>7.1  스키마 개요</w:t>
-      </w:r>
-    </w:p>
-    <w:p>
-      <w:pPr>
-        <w:spacing w:before="40" w:after="30"/>
-        <w:ind w:firstLine="480"/>
-        <w:rPr>
-          <w:color w:val="404040"/>
-          <w:sz w:val="22"/>
-          <w:szCs w:val="22"/>
-        </w:rPr>
-      </w:pPr>
-      <w:r>
-        <w:rPr>
-          <w:rFonts w:hint="eastAsia"/>
-          <w:color w:val="404040"/>
-          <w:sz w:val="22"/>
-          <w:szCs w:val="22"/>
-        </w:rPr>
-        <w:t>7.2  내부 관리 테이블</w:t>
-      </w:r>
-    </w:p>
-    <w:p>
-      <w:pPr>
-        <w:spacing w:before="40" w:after="30"/>
-        <w:ind w:firstLineChars="200" w:firstLine="440"/>
-        <w:rPr>
-          <w:color w:val="404040"/>
-          <w:sz w:val="22"/>
-          <w:szCs w:val="22"/>
-        </w:rPr>
-      </w:pPr>
-      <w:r>
-        <w:rPr>
-          <w:rFonts w:hint="eastAsia"/>
-          <w:color w:val="404040"/>
-          <w:sz w:val="22"/>
-          <w:szCs w:val="22"/>
-        </w:rPr>
-        <w:t>7.3  TableSchema 구조 예시</w:t>
-      </w:r>
-    </w:p>
-    <w:p>
-      <w:pPr>
-        <w:spacing w:before="140" w:after="60"/>
-        <w:rPr>
-          <w:sz w:val="22"/>
-          <w:szCs w:val="22"/>
-        </w:rPr>
-      </w:pPr>
       <w:r>
         <w:rPr>
           <w:color w:val="000000"/>
           <w:sz w:val="22"/>
           <w:szCs w:val="22"/>
         </w:rPr>
-        <w:t>8.  주요 Use-Case 시퀀스 다이어그램</w:t>
+        <w:t xml:space="preserve">  주요 Use-Case 시퀀스 다이어그램</w:t>
       </w:r>
     </w:p>
     <w:p>
@@ -827,6 +756,7 @@
         </w:rPr>
       </w:pPr>
       <w:r>
+        <w:lastRenderedPageBreak/>
         <w:br w:type="page"/>
       </w:r>
     </w:p>
